--- a/References/ReferenceList.docx
+++ b/References/ReferenceList.docx
@@ -1,6 +1,6 @@
 
 <file path=word/document.xml><?xml version="1.0" encoding="utf-8"?>
-<w:document xmlns:wpc="http://schemas.microsoft.com/office/word/2010/wordprocessingCanvas" xmlns:cx="http://schemas.microsoft.com/office/drawing/2014/chartex" xmlns:cx1="http://schemas.microsoft.com/office/drawing/2015/9/8/chartex" xmlns:cx2="http://schemas.microsoft.com/office/drawing/2015/10/21/chartex" xmlns:cx3="http://schemas.microsoft.com/office/drawing/2016/5/9/chartex" xmlns:cx4="http://schemas.microsoft.com/office/drawing/2016/5/10/chartex" xmlns:cx5="http://schemas.microsoft.com/office/drawing/2016/5/11/chartex" xmlns:cx6="http://schemas.microsoft.com/office/drawing/2016/5/12/chartex" xmlns:cx7="http://schemas.microsoft.com/office/drawing/2016/5/13/chartex" xmlns:cx8="http://schemas.microsoft.com/office/drawing/2016/5/14/chartex" xmlns:mc="http://schemas.openxmlformats.org/markup-compatibility/2006" xmlns:aink="http://schemas.microsoft.com/office/drawing/2016/ink" xmlns:am3d="http://schemas.microsoft.com/office/drawing/2017/model3d" xmlns:o="urn:schemas-microsoft-com:office:office" xmlns:oel="http://schemas.microsoft.com/office/2019/extlst" xmlns:r="http://schemas.openxmlformats.org/officeDocument/2006/relationships" xmlns:m="http://schemas.openxmlformats.org/officeDocument/2006/math" xmlns:v="urn:schemas-microsoft-com:vml" xmlns:wp14="http://schemas.microsoft.com/office/word/2010/wordprocessingDrawing" xmlns:wp="http://schemas.openxmlformats.org/drawingml/2006/wordprocessingDrawing" xmlns:w10="urn:schemas-microsoft-com:office:word" xmlns:w="http://schemas.openxmlformats.org/wordprocessingml/2006/main" xmlns:w14="http://schemas.microsoft.com/office/word/2010/wordml" xmlns:w15="http://schemas.microsoft.com/office/word/2012/wordml" xmlns:w16cei="http://schemas.microsoft.com/office/word/2026/wordml/cei" xmlns:w16cex="http://schemas.microsoft.com/office/word/2018/wordml/cex" xmlns:w16cid="http://schemas.microsoft.com/office/word/2016/wordml/cid" xmlns:w16="http://schemas.microsoft.com/office/word/2018/wordml" xmlns:w16du="http://schemas.microsoft.com/office/word/2023/wordml/word16du" xmlns:w16sdtdh="http://schemas.microsoft.com/office/word/2020/wordml/sdtdatahash" xmlns:w16sdtfl="http://schemas.microsoft.com/office/word/2024/wordml/sdtformatlock" xmlns:w16se="http://schemas.microsoft.com/office/word/2015/wordml/symex" xmlns:wpg="http://schemas.microsoft.com/office/word/2010/wordprocessingGroup" xmlns:wpi="http://schemas.microsoft.com/office/word/2010/wordprocessingInk" xmlns:wne="http://schemas.microsoft.com/office/word/2006/wordml" xmlns:wps="http://schemas.microsoft.com/office/word/2010/wordprocessingShape" mc:Ignorable="w14 w15 w16se w16cid w16 w16cex w16sdtdh w16sdtfl w16du wp14">
+<w:document xmlns:wpc="http://schemas.microsoft.com/office/word/2010/wordprocessingCanvas" xmlns:cx="http://schemas.microsoft.com/office/drawing/2014/chartex" xmlns:cx1="http://schemas.microsoft.com/office/drawing/2015/9/8/chartex" xmlns:cx2="http://schemas.microsoft.com/office/drawing/2015/10/21/chartex" xmlns:cx3="http://schemas.microsoft.com/office/drawing/2016/5/9/chartex" xmlns:cx4="http://schemas.microsoft.com/office/drawing/2016/5/10/chartex" xmlns:cx5="http://schemas.microsoft.com/office/drawing/2016/5/11/chartex" xmlns:cx6="http://schemas.microsoft.com/office/drawing/2016/5/12/chartex" xmlns:cx7="http://schemas.microsoft.com/office/drawing/2016/5/13/chartex" xmlns:cx8="http://schemas.microsoft.com/office/drawing/2016/5/14/chartex" xmlns:mc="http://schemas.openxmlformats.org/markup-compatibility/2006" xmlns:aink="http://schemas.microsoft.com/office/drawing/2016/ink" xmlns:am3d="http://schemas.microsoft.com/office/drawing/2017/model3d" xmlns:o="urn:schemas-microsoft-com:office:office" xmlns:oel="http://schemas.microsoft.com/office/2019/extlst" xmlns:r="http://schemas.openxmlformats.org/officeDocument/2006/relationships" xmlns:m="http://schemas.openxmlformats.org/officeDocument/2006/math" xmlns:v="urn:schemas-microsoft-com:vml" xmlns:wp14="http://schemas.microsoft.com/office/word/2010/wordprocessingDrawing" xmlns:wp="http://schemas.openxmlformats.org/drawingml/2006/wordprocessingDrawing" xmlns:w10="urn:schemas-microsoft-com:office:word" xmlns:w="http://schemas.openxmlformats.org/wordprocessingml/2006/main" xmlns:w14="http://schemas.microsoft.com/office/word/2010/wordml" xmlns:w15="http://schemas.microsoft.com/office/word/2012/wordml" xmlns:w16cex="http://schemas.microsoft.com/office/word/2018/wordml/cex" xmlns:w16cid="http://schemas.microsoft.com/office/word/2016/wordml/cid" xmlns:w16="http://schemas.microsoft.com/office/word/2018/wordml" xmlns:w16du="http://schemas.microsoft.com/office/word/2023/wordml/word16du" xmlns:w16sdtdh="http://schemas.microsoft.com/office/word/2020/wordml/sdtdatahash" xmlns:w16sdtfl="http://schemas.microsoft.com/office/word/2024/wordml/sdtformatlock" xmlns:w16se="http://schemas.microsoft.com/office/word/2015/wordml/symex" xmlns:wpg="http://schemas.microsoft.com/office/word/2010/wordprocessingGroup" xmlns:wpi="http://schemas.microsoft.com/office/word/2010/wordprocessingInk" xmlns:wne="http://schemas.microsoft.com/office/word/2006/wordml" xmlns:wps="http://schemas.microsoft.com/office/word/2010/wordprocessingShape" mc:Ignorable="w14 w15 w16se w16cid w16 w16cex w16sdtdh w16sdtfl w16du wp14">
   <w:body>
     <w:p>
       <w:r>
@@ -51,7 +51,15 @@
     <w:p/>
     <w:p>
       <w:r>
-        <w:t xml:space="preserve">Nascimento, Mariá C. V., and André C. P. L. F. de Carvalho. “Spectral Methods for Graph Clustering – A Survey.” </w:t>
+        <w:t xml:space="preserve">Nascimento, </w:t>
+      </w:r>
+      <w:proofErr w:type="spellStart"/>
+      <w:r>
+        <w:t>Mariá</w:t>
+      </w:r>
+      <w:proofErr w:type="spellEnd"/>
+      <w:r>
+        <w:t xml:space="preserve"> C. V., and André C. P. L. F. de Carvalho. “Spectral Methods for Graph Clustering – A Survey.” </w:t>
       </w:r>
       <w:r>
         <w:rPr>
@@ -84,7 +92,15 @@
     <w:p/>
     <w:p>
       <w:r>
-        <w:t xml:space="preserve">von Luxburg, U., Belkin, M., &amp; Bousquet, O. (2008). Consistency of Spectral Clustering. </w:t>
+        <w:t xml:space="preserve">von </w:t>
+      </w:r>
+      <w:proofErr w:type="spellStart"/>
+      <w:r>
+        <w:t>Luxburg</w:t>
+      </w:r>
+      <w:proofErr w:type="spellEnd"/>
+      <w:r>
+        <w:t xml:space="preserve">, U., Belkin, M., &amp; Bousquet, O. (2008). Consistency of Spectral Clustering. </w:t>
       </w:r>
       <w:r>
         <w:rPr>
@@ -118,8 +134,13 @@
     <w:p/>
     <w:p/>
     <w:p>
-      <w:r>
-        <w:t xml:space="preserve">Tsitsulin, Anton, John Palowitch, Bryan Perozzi, and Emmanuel Müller. “Graph Clustering with Graph Neural Networks.” </w:t>
+      <w:proofErr w:type="spellStart"/>
+      <w:r>
+        <w:t>Tsitsulin</w:t>
+      </w:r>
+      <w:proofErr w:type="spellEnd"/>
+      <w:r>
+        <w:t xml:space="preserve">, Anton, John Palowitch, Bryan Perozzi, and Emmanuel Müller. “Graph Clustering with Graph Neural Networks.” </w:t>
       </w:r>
       <w:r>
         <w:rPr>
@@ -137,6 +158,71 @@
         <w:t>This one is about the connection of GNN and graph clustering and using bother together, we can consider using this too</w:t>
       </w:r>
     </w:p>
+    <w:p/>
+    <w:p>
+      <w:pPr>
+        <w:rPr>
+          <w:b/>
+          <w:bCs/>
+        </w:rPr>
+      </w:pPr>
+      <w:r>
+        <w:rPr>
+          <w:b/>
+          <w:bCs/>
+        </w:rPr>
+        <w:t>Semi-Supervised Classification with Graph Convolutional Networks</w:t>
+      </w:r>
+    </w:p>
+    <w:tbl>
+      <w:tblPr>
+        <w:tblW w:w="0" w:type="auto"/>
+        <w:tblCellSpacing w:w="15" w:type="dxa"/>
+        <w:tblCellMar>
+          <w:top w:w="15" w:type="dxa"/>
+          <w:left w:w="15" w:type="dxa"/>
+          <w:bottom w:w="15" w:type="dxa"/>
+          <w:right w:w="15" w:type="dxa"/>
+        </w:tblCellMar>
+        <w:tblLook w:val="04A0" w:firstRow="1" w:lastRow="0" w:firstColumn="1" w:lastColumn="0" w:noHBand="0" w:noVBand="1"/>
+        <w:tblDescription w:val="Additional metadata"/>
+      </w:tblPr>
+      <w:tblGrid>
+        <w:gridCol w:w="81"/>
+        <w:gridCol w:w="4070"/>
+      </w:tblGrid>
+      <w:tr>
+        <w:trPr>
+          <w:tblCellSpacing w:w="15" w:type="dxa"/>
+        </w:trPr>
+        <w:tc>
+          <w:tcPr>
+            <w:tcW w:w="0" w:type="auto"/>
+            <w:vAlign w:val="center"/>
+            <w:hideMark/>
+          </w:tcPr>
+          <w:p/>
+        </w:tc>
+        <w:tc>
+          <w:tcPr>
+            <w:tcW w:w="0" w:type="auto"/>
+            <w:vAlign w:val="center"/>
+            <w:hideMark/>
+          </w:tcPr>
+          <w:p>
+            <w:hyperlink r:id="rId6" w:history="1">
+              <w:r>
+                <w:rPr>
+                  <w:rStyle w:val="Hyperlink"/>
+                </w:rPr>
+                <w:t>https://doi.org/10.48550/arXiv.1609.02907</w:t>
+              </w:r>
+            </w:hyperlink>
+          </w:p>
+        </w:tc>
+      </w:tr>
+    </w:tbl>
+    <w:p/>
     <w:sectPr>
       <w:pgSz w:w="11906" w:h="16838"/>
       <w:pgMar w:top="1440" w:right="1440" w:bottom="1440" w:left="1440" w:header="708" w:footer="708" w:gutter="0"/>
